--- a/docs/exercises/ex-EMO.docx
+++ b/docs/exercises/ex-EMO.docx
@@ -125,7 +125,7 @@
       </w:r>
     </w:p>
     <w:bookmarkEnd w:id="21"/>
-    <w:bookmarkStart w:id="22" w:name="submission-details"/>
+    <w:bookmarkStart w:id="23" w:name="submission-details"/>
     <w:p>
       <w:pPr>
         <w:pStyle w:val="Heading2"/>
@@ -153,8 +153,25 @@
           <w:b/>
           <w:bCs/>
         </w:rPr>
-        <w:t xml:space="preserve">Thursday, February 26, 2026 at 11:59 pm</w:t>
-      </w:r>
+        <w:t xml:space="preserve">2026-02-26</w:t>
+      </w:r>
+      <w:r>
+        <w:t xml:space="preserve"> </w:t>
+      </w:r>
+      <w:r>
+        <w:t xml:space="preserve">via the Canvas</w:t>
+      </w:r>
+      <w:r>
+        <w:t xml:space="preserve"> </w:t>
+      </w:r>
+      <w:hyperlink r:id="rId22">
+        <w:r>
+          <w:rPr>
+            <w:rStyle w:val="Hyperlink"/>
+          </w:rPr>
+          <w:t xml:space="preserve">dropbox</w:t>
+        </w:r>
+      </w:hyperlink>
       <w:r>
         <w:t xml:space="preserve">.</w:t>
       </w:r>
@@ -183,7 +200,7 @@
         <w:t xml:space="preserve">If you found any resources that were especially useful to you in answering these questions, please cite them.</w:t>
       </w:r>
     </w:p>
-    <w:bookmarkEnd w:id="22"/>
+    <w:bookmarkEnd w:id="23"/>
     <w:sectPr>
       <w:footnotePr>
         <w:numRestart w:val="eachSect"/>

--- a/docs/exercises/ex-EMO.docx
+++ b/docs/exercises/ex-EMO.docx
@@ -153,7 +153,7 @@
           <w:b/>
           <w:bCs/>
         </w:rPr>
-        <w:t xml:space="preserve">2026-02-26</w:t>
+        <w:t xml:space="preserve">2026-03-05</w:t>
       </w:r>
       <w:r>
         <w:t xml:space="preserve"> </w:t>

--- a/docs/exercises/ex-EMO.docx
+++ b/docs/exercises/ex-EMO.docx
@@ -44,6 +44,18 @@
       </w:pPr>
       <w:r>
         <w:t xml:space="preserve">To more deeply understand how emotions are measured.</w:t>
+      </w:r>
+    </w:p>
+    <w:p>
+      <w:pPr>
+        <w:pStyle w:val="Compact"/>
+        <w:numPr>
+          <w:ilvl w:val="0"/>
+          <w:numId w:val="1001"/>
+        </w:numPr>
+      </w:pPr>
+      <w:r>
+        <w:t xml:space="preserve">To consider the challenges of capturing important dimensions of emotional states given the limitations of existing measurement tools.</w:t>
       </w:r>
     </w:p>
     <w:bookmarkEnd w:id="20"/>
